--- a/docs/book/xAuby_Book_TH.docx
+++ b/docs/book/xAuby_Book_TH.docx
@@ -1817,7 +1817,37 @@
           <w:rFonts w:ascii="Leelawadee UI" w:hAnsi="Leelawadee UI" w:eastAsia="Leelawadee UI" w:cs="Leelawadee UI"/>
           <w:b w:val="0"/>
         </w:rPr>
-        <w:t xml:space="preserve"> ทำงานอยู่ ช่องทองใช้สัญลักษณ์ </w:t>
+        <w:t xml:space="preserve"> ทำงานอยู่ — </w:t>
+      </w:r>
+      <w:r>
+        <w:rPr>
+          <w:rFonts w:ascii="Consolas" w:hAnsi="Consolas" w:eastAsia="Consolas" w:cs="Consolas"/>
+          <w:color w:val="7A3B12"/>
+          <w:sz w:val="19"/>
+        </w:rPr>
+        <w:t>1</w:t>
+      </w:r>
+      <w:r>
+        <w:rPr>
+          <w:rFonts w:ascii="Leelawadee UI" w:hAnsi="Leelawadee UI" w:eastAsia="Leelawadee UI" w:cs="Leelawadee UI"/>
+          <w:b w:val="0"/>
+        </w:rPr>
+        <w:t xml:space="preserve"> คือค่าที่ตั้งใช้งานจริงตอนนี้สำหรับคู่ XAU (ไม่ใช่เพดานตายตัวของ ระบบ) ระบบรองรับเลเวอเรจสูงกว่านี้ได้ในทางเทคนิคสำหรับฝั่ง Short โดยเฉพาะ (เพดานสูงสุด 3 เท่า ดูหัวข้อ 6.5) แต่ต้องมีการปรับ </w:t>
+      </w:r>
+      <w:r>
+        <w:rPr>
+          <w:rFonts w:ascii="Consolas" w:hAnsi="Consolas" w:eastAsia="Consolas" w:cs="Consolas"/>
+          <w:color w:val="7A3B12"/>
+          <w:sz w:val="19"/>
+        </w:rPr>
+        <w:t>derivatives.max_leverage</w:t>
+      </w:r>
+      <w:r>
+        <w:rPr>
+          <w:rFonts w:ascii="Leelawadee UI" w:hAnsi="Leelawadee UI" w:eastAsia="Leelawadee UI" w:cs="Leelawadee UI"/>
+          <w:b w:val="0"/>
+        </w:rPr>
+        <w:t xml:space="preserve"> และอนุมัติโดยผู้ดูแลระบบก่อนเสมอ ช่องทองใช้สัญลักษณ์ </w:t>
       </w:r>
       <w:r>
         <w:rPr>
@@ -9048,7 +9078,7 @@
                 <w:color w:val="7A3B12"/>
                 <w:sz w:val="19"/>
               </w:rPr>
-              <w:t>regime_router_enabled</w:t>
+              <w:t>allowed_sides</w:t>
             </w:r>
           </w:p>
         </w:tc>
@@ -9064,90 +9094,30 @@
                 <w:rFonts w:ascii="Leelawadee UI" w:hAnsi="Leelawadee UI" w:eastAsia="Leelawadee UI" w:cs="Leelawadee UI"/>
                 <w:b w:val="0"/>
               </w:rPr>
-              <w:t>bool</w:t>
-            </w:r>
-          </w:p>
-        </w:tc>
-        <w:tc>
-          <w:tcPr>
-            <w:tcW w:type="dxa" w:w="3137"/>
-            <w:shd w:val="clear" w:fill="FAF8F2"/>
-          </w:tcPr>
-          <w:p>
-            <w:r/>
-            <w:r>
-              <w:rPr>
-                <w:rFonts w:ascii="Leelawadee UI" w:hAnsi="Leelawadee UI" w:eastAsia="Leelawadee UI" w:cs="Leelawadee UI"/>
-                <w:b w:val="0"/>
-              </w:rPr>
-              <w:t>ประตู RegimeRouter ระดับคู่เทรด</w:t>
-            </w:r>
-          </w:p>
-        </w:tc>
-      </w:tr>
-      <w:tr>
-        <w:tc>
-          <w:tcPr>
-            <w:tcW w:type="dxa" w:w="3137"/>
-          </w:tcPr>
-          <w:p>
-            <w:r/>
+              <w:t xml:space="preserve">array เช่น </w:t>
+            </w:r>
             <w:r>
               <w:rPr>
                 <w:rFonts w:ascii="Consolas" w:hAnsi="Consolas" w:eastAsia="Consolas" w:cs="Consolas"/>
                 <w:color w:val="7A3B12"/>
                 <w:sz w:val="19"/>
               </w:rPr>
-              <w:t>regime_router_live_confirmed</w:t>
-            </w:r>
-          </w:p>
-        </w:tc>
-        <w:tc>
-          <w:tcPr>
-            <w:tcW w:type="dxa" w:w="3137"/>
-          </w:tcPr>
-          <w:p>
-            <w:r/>
+              <w:t>["long"]</w:t>
+            </w:r>
             <w:r>
               <w:rPr>
                 <w:rFonts w:ascii="Leelawadee UI" w:hAnsi="Leelawadee UI" w:eastAsia="Leelawadee UI" w:cs="Leelawadee UI"/>
                 <w:b w:val="0"/>
               </w:rPr>
-              <w:t>bool</w:t>
-            </w:r>
-          </w:p>
-        </w:tc>
-        <w:tc>
-          <w:tcPr>
-            <w:tcW w:type="dxa" w:w="3137"/>
-          </w:tcPr>
-          <w:p>
-            <w:r/>
-            <w:r>
-              <w:rPr>
-                <w:rFonts w:ascii="Leelawadee UI" w:hAnsi="Leelawadee UI" w:eastAsia="Leelawadee UI" w:cs="Leelawadee UI"/>
-                <w:b w:val="0"/>
-              </w:rPr>
-              <w:t>ต้องเป็น true ก่อนคู่เทรด Live จะ Route กลยุทธ์ได้</w:t>
-            </w:r>
-          </w:p>
-        </w:tc>
-      </w:tr>
-      <w:tr>
-        <w:tc>
-          <w:tcPr>
-            <w:tcW w:type="dxa" w:w="3137"/>
-            <w:shd w:val="clear" w:fill="FAF8F2"/>
-          </w:tcPr>
-          <w:p>
-            <w:r/>
+              <w:t xml:space="preserve">, </w:t>
+            </w:r>
             <w:r>
               <w:rPr>
                 <w:rFonts w:ascii="Consolas" w:hAnsi="Consolas" w:eastAsia="Consolas" w:cs="Consolas"/>
                 <w:color w:val="7A3B12"/>
                 <w:sz w:val="19"/>
               </w:rPr>
-              <w:t>sim_fee_pct</w:t>
+              <w:t>["long","short"]</w:t>
             </w:r>
           </w:p>
         </w:tc>
@@ -9163,23 +9133,7 @@
                 <w:rFonts w:ascii="Leelawadee UI" w:hAnsi="Leelawadee UI" w:eastAsia="Leelawadee UI" w:cs="Leelawadee UI"/>
                 <w:b w:val="0"/>
               </w:rPr>
-              <w:t>number</w:t>
-            </w:r>
-          </w:p>
-        </w:tc>
-        <w:tc>
-          <w:tcPr>
-            <w:tcW w:type="dxa" w:w="3137"/>
-            <w:shd w:val="clear" w:fill="FAF8F2"/>
-          </w:tcPr>
-          <w:p>
-            <w:r/>
-            <w:r>
-              <w:rPr>
-                <w:rFonts w:ascii="Leelawadee UI" w:hAnsi="Leelawadee UI" w:eastAsia="Leelawadee UI" w:cs="Leelawadee UI"/>
-                <w:b w:val="0"/>
-              </w:rPr>
-              <w:t xml:space="preserve">หน่วยเปอร์เซ็นต์ เช่น </w:t>
+              <w:t xml:space="preserve">ฝั่งที่อนุญาตให้เปิดไม้ต่อคู่เทรด — ต้องมี </w:t>
             </w:r>
             <w:r>
               <w:rPr>
@@ -9187,6 +9141,312 @@
                 <w:color w:val="7A3B12"/>
                 <w:sz w:val="19"/>
               </w:rPr>
+              <w:t>"short"</w:t>
+            </w:r>
+            <w:r>
+              <w:rPr>
+                <w:rFonts w:ascii="Leelawadee UI" w:hAnsi="Leelawadee UI" w:eastAsia="Leelawadee UI" w:cs="Leelawadee UI"/>
+                <w:b w:val="0"/>
+              </w:rPr>
+              <w:t xml:space="preserve"> ก่อนกลยุทธ์ Short จะทำงานได้ (ดูหัวข้อ 6.5)</w:t>
+            </w:r>
+          </w:p>
+        </w:tc>
+      </w:tr>
+      <w:tr>
+        <w:tc>
+          <w:tcPr>
+            <w:tcW w:type="dxa" w:w="3137"/>
+          </w:tcPr>
+          <w:p>
+            <w:r/>
+            <w:r>
+              <w:rPr>
+                <w:rFonts w:ascii="Consolas" w:hAnsi="Consolas" w:eastAsia="Consolas" w:cs="Consolas"/>
+                <w:color w:val="7A3B12"/>
+                <w:sz w:val="19"/>
+              </w:rPr>
+              <w:t>leverage</w:t>
+            </w:r>
+          </w:p>
+        </w:tc>
+        <w:tc>
+          <w:tcPr>
+            <w:tcW w:type="dxa" w:w="3137"/>
+          </w:tcPr>
+          <w:p>
+            <w:r/>
+            <w:r>
+              <w:rPr>
+                <w:rFonts w:ascii="Leelawadee UI" w:hAnsi="Leelawadee UI" w:eastAsia="Leelawadee UI" w:cs="Leelawadee UI"/>
+                <w:b w:val="0"/>
+              </w:rPr>
+              <w:t>number</w:t>
+            </w:r>
+          </w:p>
+        </w:tc>
+        <w:tc>
+          <w:tcPr>
+            <w:tcW w:type="dxa" w:w="3137"/>
+          </w:tcPr>
+          <w:p>
+            <w:r/>
+            <w:r>
+              <w:rPr>
+                <w:rFonts w:ascii="Leelawadee UI" w:hAnsi="Leelawadee UI" w:eastAsia="Leelawadee UI" w:cs="Leelawadee UI"/>
+                <w:b w:val="0"/>
+              </w:rPr>
+              <w:t xml:space="preserve">เลเวอเรจของคู่เทรดนั้น ต้องไม่เกิน </w:t>
+            </w:r>
+            <w:r>
+              <w:rPr>
+                <w:rFonts w:ascii="Consolas" w:hAnsi="Consolas" w:eastAsia="Consolas" w:cs="Consolas"/>
+                <w:color w:val="7A3B12"/>
+                <w:sz w:val="19"/>
+              </w:rPr>
+              <w:t>derivatives.max_leverage</w:t>
+            </w:r>
+            <w:r>
+              <w:rPr>
+                <w:rFonts w:ascii="Leelawadee UI" w:hAnsi="Leelawadee UI" w:eastAsia="Leelawadee UI" w:cs="Leelawadee UI"/>
+                <w:b w:val="0"/>
+              </w:rPr>
+              <w:t xml:space="preserve"> ระดับ Engine</w:t>
+            </w:r>
+          </w:p>
+        </w:tc>
+      </w:tr>
+      <w:tr>
+        <w:tc>
+          <w:tcPr>
+            <w:tcW w:type="dxa" w:w="3137"/>
+            <w:shd w:val="clear" w:fill="FAF8F2"/>
+          </w:tcPr>
+          <w:p>
+            <w:r/>
+            <w:r>
+              <w:rPr>
+                <w:rFonts w:ascii="Consolas" w:hAnsi="Consolas" w:eastAsia="Consolas" w:cs="Consolas"/>
+                <w:color w:val="7A3B12"/>
+                <w:sz w:val="19"/>
+              </w:rPr>
+              <w:t>short_live_enabled</w:t>
+            </w:r>
+          </w:p>
+        </w:tc>
+        <w:tc>
+          <w:tcPr>
+            <w:tcW w:type="dxa" w:w="3137"/>
+            <w:shd w:val="clear" w:fill="FAF8F2"/>
+          </w:tcPr>
+          <w:p>
+            <w:r/>
+            <w:r>
+              <w:rPr>
+                <w:rFonts w:ascii="Leelawadee UI" w:hAnsi="Leelawadee UI" w:eastAsia="Leelawadee UI" w:cs="Leelawadee UI"/>
+                <w:b w:val="0"/>
+              </w:rPr>
+              <w:t>bool</w:t>
+            </w:r>
+          </w:p>
+        </w:tc>
+        <w:tc>
+          <w:tcPr>
+            <w:tcW w:type="dxa" w:w="3137"/>
+            <w:shd w:val="clear" w:fill="FAF8F2"/>
+          </w:tcPr>
+          <w:p>
+            <w:r/>
+            <w:r>
+              <w:rPr>
+                <w:rFonts w:ascii="Leelawadee UI" w:hAnsi="Leelawadee UI" w:eastAsia="Leelawadee UI" w:cs="Leelawadee UI"/>
+                <w:b w:val="0"/>
+              </w:rPr>
+              <w:t xml:space="preserve">ประตูเพิ่มเติมสำหรับ Short บนเงินจริง — ถ้าปิด Short จะเป็น Paper-only แม้ </w:t>
+            </w:r>
+            <w:r>
+              <w:rPr>
+                <w:rFonts w:ascii="Consolas" w:hAnsi="Consolas" w:eastAsia="Consolas" w:cs="Consolas"/>
+                <w:color w:val="7A3B12"/>
+                <w:sz w:val="19"/>
+              </w:rPr>
+              <w:t>allowed_sides</w:t>
+            </w:r>
+            <w:r>
+              <w:rPr>
+                <w:rFonts w:ascii="Leelawadee UI" w:hAnsi="Leelawadee UI" w:eastAsia="Leelawadee UI" w:cs="Leelawadee UI"/>
+                <w:b w:val="0"/>
+              </w:rPr>
+              <w:t xml:space="preserve"> จะมี </w:t>
+            </w:r>
+            <w:r>
+              <w:rPr>
+                <w:rFonts w:ascii="Consolas" w:hAnsi="Consolas" w:eastAsia="Consolas" w:cs="Consolas"/>
+                <w:color w:val="7A3B12"/>
+                <w:sz w:val="19"/>
+              </w:rPr>
+              <w:t>"short"</w:t>
+            </w:r>
+            <w:r>
+              <w:rPr>
+                <w:rFonts w:ascii="Leelawadee UI" w:hAnsi="Leelawadee UI" w:eastAsia="Leelawadee UI" w:cs="Leelawadee UI"/>
+                <w:b w:val="0"/>
+              </w:rPr>
+              <w:t xml:space="preserve"> ก็ตาม</w:t>
+            </w:r>
+          </w:p>
+        </w:tc>
+      </w:tr>
+      <w:tr>
+        <w:tc>
+          <w:tcPr>
+            <w:tcW w:type="dxa" w:w="3137"/>
+          </w:tcPr>
+          <w:p>
+            <w:r/>
+            <w:r>
+              <w:rPr>
+                <w:rFonts w:ascii="Consolas" w:hAnsi="Consolas" w:eastAsia="Consolas" w:cs="Consolas"/>
+                <w:color w:val="7A3B12"/>
+                <w:sz w:val="19"/>
+              </w:rPr>
+              <w:t>regime_router_enabled</w:t>
+            </w:r>
+          </w:p>
+        </w:tc>
+        <w:tc>
+          <w:tcPr>
+            <w:tcW w:type="dxa" w:w="3137"/>
+          </w:tcPr>
+          <w:p>
+            <w:r/>
+            <w:r>
+              <w:rPr>
+                <w:rFonts w:ascii="Leelawadee UI" w:hAnsi="Leelawadee UI" w:eastAsia="Leelawadee UI" w:cs="Leelawadee UI"/>
+                <w:b w:val="0"/>
+              </w:rPr>
+              <w:t>bool</w:t>
+            </w:r>
+          </w:p>
+        </w:tc>
+        <w:tc>
+          <w:tcPr>
+            <w:tcW w:type="dxa" w:w="3137"/>
+          </w:tcPr>
+          <w:p>
+            <w:r/>
+            <w:r>
+              <w:rPr>
+                <w:rFonts w:ascii="Leelawadee UI" w:hAnsi="Leelawadee UI" w:eastAsia="Leelawadee UI" w:cs="Leelawadee UI"/>
+                <w:b w:val="0"/>
+              </w:rPr>
+              <w:t>ประตู RegimeRouter ระดับคู่เทรด</w:t>
+            </w:r>
+          </w:p>
+        </w:tc>
+      </w:tr>
+      <w:tr>
+        <w:tc>
+          <w:tcPr>
+            <w:tcW w:type="dxa" w:w="3137"/>
+            <w:shd w:val="clear" w:fill="FAF8F2"/>
+          </w:tcPr>
+          <w:p>
+            <w:r/>
+            <w:r>
+              <w:rPr>
+                <w:rFonts w:ascii="Consolas" w:hAnsi="Consolas" w:eastAsia="Consolas" w:cs="Consolas"/>
+                <w:color w:val="7A3B12"/>
+                <w:sz w:val="19"/>
+              </w:rPr>
+              <w:t>regime_router_live_confirmed</w:t>
+            </w:r>
+          </w:p>
+        </w:tc>
+        <w:tc>
+          <w:tcPr>
+            <w:tcW w:type="dxa" w:w="3137"/>
+            <w:shd w:val="clear" w:fill="FAF8F2"/>
+          </w:tcPr>
+          <w:p>
+            <w:r/>
+            <w:r>
+              <w:rPr>
+                <w:rFonts w:ascii="Leelawadee UI" w:hAnsi="Leelawadee UI" w:eastAsia="Leelawadee UI" w:cs="Leelawadee UI"/>
+                <w:b w:val="0"/>
+              </w:rPr>
+              <w:t>bool</w:t>
+            </w:r>
+          </w:p>
+        </w:tc>
+        <w:tc>
+          <w:tcPr>
+            <w:tcW w:type="dxa" w:w="3137"/>
+            <w:shd w:val="clear" w:fill="FAF8F2"/>
+          </w:tcPr>
+          <w:p>
+            <w:r/>
+            <w:r>
+              <w:rPr>
+                <w:rFonts w:ascii="Leelawadee UI" w:hAnsi="Leelawadee UI" w:eastAsia="Leelawadee UI" w:cs="Leelawadee UI"/>
+                <w:b w:val="0"/>
+              </w:rPr>
+              <w:t>ต้องเป็น true ก่อนคู่เทรด Live จะ Route กลยุทธ์ได้</w:t>
+            </w:r>
+          </w:p>
+        </w:tc>
+      </w:tr>
+      <w:tr>
+        <w:tc>
+          <w:tcPr>
+            <w:tcW w:type="dxa" w:w="3137"/>
+          </w:tcPr>
+          <w:p>
+            <w:r/>
+            <w:r>
+              <w:rPr>
+                <w:rFonts w:ascii="Consolas" w:hAnsi="Consolas" w:eastAsia="Consolas" w:cs="Consolas"/>
+                <w:color w:val="7A3B12"/>
+                <w:sz w:val="19"/>
+              </w:rPr>
+              <w:t>sim_fee_pct</w:t>
+            </w:r>
+          </w:p>
+        </w:tc>
+        <w:tc>
+          <w:tcPr>
+            <w:tcW w:type="dxa" w:w="3137"/>
+          </w:tcPr>
+          <w:p>
+            <w:r/>
+            <w:r>
+              <w:rPr>
+                <w:rFonts w:ascii="Leelawadee UI" w:hAnsi="Leelawadee UI" w:eastAsia="Leelawadee UI" w:cs="Leelawadee UI"/>
+                <w:b w:val="0"/>
+              </w:rPr>
+              <w:t>number</w:t>
+            </w:r>
+          </w:p>
+        </w:tc>
+        <w:tc>
+          <w:tcPr>
+            <w:tcW w:type="dxa" w:w="3137"/>
+          </w:tcPr>
+          <w:p>
+            <w:r/>
+            <w:r>
+              <w:rPr>
+                <w:rFonts w:ascii="Leelawadee UI" w:hAnsi="Leelawadee UI" w:eastAsia="Leelawadee UI" w:cs="Leelawadee UI"/>
+                <w:b w:val="0"/>
+              </w:rPr>
+              <w:t xml:space="preserve">หน่วยเปอร์เซ็นต์ เช่น </w:t>
+            </w:r>
+            <w:r>
+              <w:rPr>
+                <w:rFonts w:ascii="Consolas" w:hAnsi="Consolas" w:eastAsia="Consolas" w:cs="Consolas"/>
+                <w:color w:val="7A3B12"/>
+                <w:sz w:val="19"/>
+              </w:rPr>
               <w:t>0.05</w:t>
             </w:r>
             <w:r>
@@ -9201,6 +9461,32 @@
       </w:tr>
     </w:tbl>
     <w:p/>
+    <w:p>
+      <w:r>
+        <w:rPr>
+          <w:rFonts w:ascii="Leelawadee UI" w:hAnsi="Leelawadee UI" w:eastAsia="Leelawadee UI" w:cs="Leelawadee UI"/>
+          <w:b w:val="0"/>
+          <w:sz w:val="17"/>
+        </w:rPr>
+        <w:t xml:space="preserve">หมายเหตุ: </w:t>
+      </w:r>
+      <w:r>
+        <w:rPr>
+          <w:rFonts w:ascii="Consolas" w:hAnsi="Consolas" w:eastAsia="Consolas" w:cs="Consolas"/>
+          <w:color w:val="7A3B12"/>
+          <w:sz w:val="17"/>
+        </w:rPr>
+        <w:t>strategy_params</w:t>
+      </w:r>
+      <w:r>
+        <w:rPr>
+          <w:rFonts w:ascii="Leelawadee UI" w:hAnsi="Leelawadee UI" w:eastAsia="Leelawadee UI" w:cs="Leelawadee UI"/>
+          <w:b w:val="0"/>
+          <w:sz w:val="17"/>
+        </w:rPr>
+        <w:t xml:space="preserve"> ไม่ได้แสดงในตัวอย่าง JSON ข้างบนเพราะเป็น Field เสริม (Optional) — ดูตัวอย่างค่าจริงที่คู่ XAU ใช้ในหัวข้อ 5.2</w:t>
+      </w:r>
+    </w:p>
     <w:p>
       <w:pPr>
         <w:pStyle w:val="Heading2"/>
@@ -9842,8 +10128,312 @@
           </w:p>
         </w:tc>
       </w:tr>
+      <w:tr>
+        <w:tc>
+          <w:tcPr>
+            <w:tcW w:type="dxa" w:w="3137"/>
+          </w:tcPr>
+          <w:p>
+            <w:r/>
+            <w:r>
+              <w:rPr>
+                <w:rFonts w:ascii="Consolas" w:hAnsi="Consolas" w:eastAsia="Consolas" w:cs="Consolas"/>
+                <w:color w:val="7A3B12"/>
+                <w:sz w:val="19"/>
+              </w:rPr>
+              <w:t>XAUBY_DEFAULT_SYMBOL</w:t>
+            </w:r>
+          </w:p>
+        </w:tc>
+        <w:tc>
+          <w:tcPr>
+            <w:tcW w:type="dxa" w:w="3137"/>
+          </w:tcPr>
+          <w:p>
+            <w:r/>
+            <w:r>
+              <w:rPr>
+                <w:rFonts w:ascii="Consolas" w:hAnsi="Consolas" w:eastAsia="Consolas" w:cs="Consolas"/>
+                <w:color w:val="7A3B12"/>
+                <w:sz w:val="19"/>
+              </w:rPr>
+              <w:t>XAUTUSDT</w:t>
+            </w:r>
+          </w:p>
+        </w:tc>
+        <w:tc>
+          <w:tcPr>
+            <w:tcW w:type="dxa" w:w="3137"/>
+          </w:tcPr>
+          <w:p>
+            <w:r/>
+            <w:r>
+              <w:rPr>
+                <w:rFonts w:ascii="Leelawadee UI" w:hAnsi="Leelawadee UI" w:eastAsia="Leelawadee UI" w:cs="Leelawadee UI"/>
+                <w:b w:val="0"/>
+              </w:rPr>
+              <w:t>สัญลักษณ์ Dashboard สำรองสุดท้ายเมื่อ Whitelist ว่าง/อ่านไม่ได้ (Asset-neutral — ไม่ผูกกับทองคำตายตัว)</w:t>
+            </w:r>
+          </w:p>
+        </w:tc>
+      </w:tr>
+      <w:tr>
+        <w:tc>
+          <w:tcPr>
+            <w:tcW w:type="dxa" w:w="3137"/>
+            <w:shd w:val="clear" w:fill="FAF8F2"/>
+          </w:tcPr>
+          <w:p>
+            <w:r/>
+            <w:r>
+              <w:rPr>
+                <w:rFonts w:ascii="Consolas" w:hAnsi="Consolas" w:eastAsia="Consolas" w:cs="Consolas"/>
+                <w:color w:val="7A3B12"/>
+                <w:sz w:val="19"/>
+              </w:rPr>
+              <w:t>XAUBY_FOCUS_SYMBOL</w:t>
+            </w:r>
+          </w:p>
+        </w:tc>
+        <w:tc>
+          <w:tcPr>
+            <w:tcW w:type="dxa" w:w="3137"/>
+            <w:shd w:val="clear" w:fill="FAF8F2"/>
+          </w:tcPr>
+          <w:p>
+            <w:r/>
+            <w:r>
+              <w:rPr>
+                <w:rFonts w:ascii="Leelawadee UI" w:hAnsi="Leelawadee UI" w:eastAsia="Leelawadee UI" w:cs="Leelawadee UI"/>
+                <w:b w:val="0"/>
+              </w:rPr>
+              <w:t>-</w:t>
+            </w:r>
+          </w:p>
+        </w:tc>
+        <w:tc>
+          <w:tcPr>
+            <w:tcW w:type="dxa" w:w="3137"/>
+            <w:shd w:val="clear" w:fill="FAF8F2"/>
+          </w:tcPr>
+          <w:p>
+            <w:r/>
+            <w:r>
+              <w:rPr>
+                <w:rFonts w:ascii="Leelawadee UI" w:hAnsi="Leelawadee UI" w:eastAsia="Leelawadee UI" w:cs="Leelawadee UI"/>
+                <w:b w:val="0"/>
+              </w:rPr>
+              <w:t xml:space="preserve">บังคับคู่เทรดที่ TUI/Dashboard โฟกัสตอนเริ่มทำงาน ใช้คู่กับ </w:t>
+            </w:r>
+            <w:r>
+              <w:rPr>
+                <w:rFonts w:ascii="Consolas" w:hAnsi="Consolas" w:eastAsia="Consolas" w:cs="Consolas"/>
+                <w:color w:val="7A3B12"/>
+                <w:sz w:val="19"/>
+              </w:rPr>
+              <w:t>DEFAULT_SYMBOL</w:t>
+            </w:r>
+            <w:r>
+              <w:rPr>
+                <w:rFonts w:ascii="Leelawadee UI" w:hAnsi="Leelawadee UI" w:eastAsia="Leelawadee UI" w:cs="Leelawadee UI"/>
+                <w:b w:val="0"/>
+              </w:rPr>
+              <w:t xml:space="preserve"> ตอน Live Startup (ดูหัวข้อ 1.3/11.1)</w:t>
+            </w:r>
+          </w:p>
+        </w:tc>
+      </w:tr>
+      <w:tr>
+        <w:tc>
+          <w:tcPr>
+            <w:tcW w:type="dxa" w:w="3137"/>
+          </w:tcPr>
+          <w:p>
+            <w:r/>
+            <w:r>
+              <w:rPr>
+                <w:rFonts w:ascii="Consolas" w:hAnsi="Consolas" w:eastAsia="Consolas" w:cs="Consolas"/>
+                <w:color w:val="7A3B12"/>
+                <w:sz w:val="19"/>
+              </w:rPr>
+              <w:t>OKX_BASE_URL</w:t>
+            </w:r>
+          </w:p>
+        </w:tc>
+        <w:tc>
+          <w:tcPr>
+            <w:tcW w:type="dxa" w:w="3137"/>
+          </w:tcPr>
+          <w:p>
+            <w:r/>
+            <w:r>
+              <w:rPr>
+                <w:rFonts w:ascii="Leelawadee UI" w:hAnsi="Leelawadee UI" w:eastAsia="Leelawadee UI" w:cs="Leelawadee UI"/>
+                <w:b w:val="0"/>
+              </w:rPr>
+              <w:t>auto</w:t>
+            </w:r>
+          </w:p>
+        </w:tc>
+        <w:tc>
+          <w:tcPr>
+            <w:tcW w:type="dxa" w:w="3137"/>
+          </w:tcPr>
+          <w:p>
+            <w:r/>
+            <w:r>
+              <w:rPr>
+                <w:rFonts w:ascii="Leelawadee UI" w:hAnsi="Leelawadee UI" w:eastAsia="Leelawadee UI" w:cs="Leelawadee UI"/>
+                <w:b w:val="0"/>
+              </w:rPr>
+              <w:t xml:space="preserve">Override Endpoint REST ของ OKX (ชื่อตัวแปรมาจาก </w:t>
+            </w:r>
+            <w:r>
+              <w:rPr>
+                <w:rFonts w:ascii="Consolas" w:hAnsi="Consolas" w:eastAsia="Consolas" w:cs="Consolas"/>
+                <w:color w:val="7A3B12"/>
+                <w:sz w:val="19"/>
+              </w:rPr>
+              <w:t>exchange.base_url_env</w:t>
+            </w:r>
+            <w:r>
+              <w:rPr>
+                <w:rFonts w:ascii="Leelawadee UI" w:hAnsi="Leelawadee UI" w:eastAsia="Leelawadee UI" w:cs="Leelawadee UI"/>
+                <w:b w:val="0"/>
+              </w:rPr>
+              <w:t>)</w:t>
+            </w:r>
+          </w:p>
+        </w:tc>
+      </w:tr>
+      <w:tr>
+        <w:tc>
+          <w:tcPr>
+            <w:tcW w:type="dxa" w:w="3137"/>
+            <w:shd w:val="clear" w:fill="FAF8F2"/>
+          </w:tcPr>
+          <w:p>
+            <w:r/>
+            <w:r>
+              <w:rPr>
+                <w:rFonts w:ascii="Consolas" w:hAnsi="Consolas" w:eastAsia="Consolas" w:cs="Consolas"/>
+                <w:color w:val="7A3B12"/>
+                <w:sz w:val="19"/>
+              </w:rPr>
+              <w:t>BINANCE_BACKTEST_URL</w:t>
+            </w:r>
+          </w:p>
+        </w:tc>
+        <w:tc>
+          <w:tcPr>
+            <w:tcW w:type="dxa" w:w="3137"/>
+            <w:shd w:val="clear" w:fill="FAF8F2"/>
+          </w:tcPr>
+          <w:p>
+            <w:r/>
+            <w:r>
+              <w:rPr>
+                <w:rFonts w:ascii="Consolas" w:hAnsi="Consolas" w:eastAsia="Consolas" w:cs="Consolas"/>
+                <w:color w:val="7A3B12"/>
+                <w:sz w:val="19"/>
+              </w:rPr>
+              <w:t>api.binance.com</w:t>
+            </w:r>
+          </w:p>
+        </w:tc>
+        <w:tc>
+          <w:tcPr>
+            <w:tcW w:type="dxa" w:w="3137"/>
+            <w:shd w:val="clear" w:fill="FAF8F2"/>
+          </w:tcPr>
+          <w:p>
+            <w:r/>
+            <w:r>
+              <w:rPr>
+                <w:rFonts w:ascii="Leelawadee UI" w:hAnsi="Leelawadee UI" w:eastAsia="Leelawadee UI" w:cs="Leelawadee UI"/>
+                <w:b w:val="0"/>
+              </w:rPr>
+              <w:t>Override แหล่งข้อมูล Backtest จาก Global Binance (ดูหัวข้อ 7.1)</w:t>
+            </w:r>
+          </w:p>
+        </w:tc>
+      </w:tr>
     </w:tbl>
     <w:p/>
+    <w:p>
+      <w:r>
+        <w:rPr>
+          <w:rFonts w:ascii="Leelawadee UI" w:hAnsi="Leelawadee UI" w:eastAsia="Leelawadee UI" w:cs="Leelawadee UI"/>
+          <w:b w:val="0"/>
+          <w:sz w:val="17"/>
+        </w:rPr>
+        <w:t xml:space="preserve">คำสั่ง "Recommended live startup" ในหัวข้อ 1.3/11.1 สั่ง </w:t>
+      </w:r>
+      <w:r>
+        <w:rPr>
+          <w:rFonts w:ascii="Consolas" w:hAnsi="Consolas" w:eastAsia="Consolas" w:cs="Consolas"/>
+          <w:color w:val="7A3B12"/>
+          <w:sz w:val="17"/>
+        </w:rPr>
+        <w:t>env -u DEFAULT_SYMBOL</w:t>
+      </w:r>
+      <w:r>
+        <w:rPr>
+          <w:rFonts w:ascii="Leelawadee UI" w:hAnsi="Leelawadee UI" w:eastAsia="Leelawadee UI" w:cs="Leelawadee UI"/>
+          <w:b w:val="0"/>
+          <w:sz w:val="17"/>
+        </w:rPr>
+        <w:t xml:space="preserve"> (unset ตัวแปร Generic เดิม) แล้วตั้ง </w:t>
+      </w:r>
+      <w:r>
+        <w:rPr>
+          <w:rFonts w:ascii="Consolas" w:hAnsi="Consolas" w:eastAsia="Consolas" w:cs="Consolas"/>
+          <w:color w:val="7A3B12"/>
+          <w:sz w:val="17"/>
+        </w:rPr>
+        <w:t>XAUBY_DEFAULT_SYMBOL</w:t>
+      </w:r>
+      <w:r>
+        <w:rPr>
+          <w:rFonts w:ascii="Leelawadee UI" w:hAnsi="Leelawadee UI" w:eastAsia="Leelawadee UI" w:cs="Leelawadee UI"/>
+          <w:b w:val="0"/>
+          <w:sz w:val="17"/>
+        </w:rPr>
+        <w:t xml:space="preserve"> และ </w:t>
+      </w:r>
+      <w:r>
+        <w:rPr>
+          <w:rFonts w:ascii="Consolas" w:hAnsi="Consolas" w:eastAsia="Consolas" w:cs="Consolas"/>
+          <w:color w:val="7A3B12"/>
+          <w:sz w:val="17"/>
+        </w:rPr>
+        <w:t>XAUBY_FOCUS_SYMBOL</w:t>
+      </w:r>
+      <w:r>
+        <w:rPr>
+          <w:rFonts w:ascii="Leelawadee UI" w:hAnsi="Leelawadee UI" w:eastAsia="Leelawadee UI" w:cs="Leelawadee UI"/>
+          <w:b w:val="0"/>
+          <w:sz w:val="17"/>
+        </w:rPr>
+        <w:t xml:space="preserve"> แทน เพื่อกันไม่ให้ </w:t>
+      </w:r>
+      <w:r>
+        <w:rPr>
+          <w:rFonts w:ascii="Consolas" w:hAnsi="Consolas" w:eastAsia="Consolas" w:cs="Consolas"/>
+          <w:color w:val="7A3B12"/>
+          <w:sz w:val="17"/>
+        </w:rPr>
+        <w:t>DEFAULT_SYMBOL</w:t>
+      </w:r>
+      <w:r>
+        <w:rPr>
+          <w:rFonts w:ascii="Leelawadee UI" w:hAnsi="Leelawadee UI" w:eastAsia="Leelawadee UI" w:cs="Leelawadee UI"/>
+          <w:b w:val="0"/>
+          <w:sz w:val="17"/>
+        </w:rPr>
+        <w:t xml:space="preserve"> ที่อาจตั้งค้างไว้จาก Session อื่นมาแย่ง Override สัญลักษณ์ที่ตั้งใจใช้จริง</w:t>
+      </w:r>
+    </w:p>
     <w:p>
       <w:pPr>
         <w:pStyle w:val="Heading3"/>
@@ -10517,7 +11107,7 @@
           <w:rFonts w:ascii="Leelawadee UI" w:hAnsi="Leelawadee UI" w:eastAsia="Leelawadee UI" w:cs="Leelawadee UI"/>
           <w:b w:val="0"/>
         </w:rPr>
-        <w:t>ระบบมีปลั๊กอินกลยุทธ์ทั้งหมด 15 ตัว บางตัวใช้งานจริง (Production) บางตัวเป็นงานวิจัย (Research/Sim เท่านั้น):</w:t>
+        <w:t>ระบบมีปลั๊กอินกลยุทธ์ทั้งหมด 14 ตัว บางตัวใช้งานจริง (Production) บางตัวเป็นงานวิจัย (Research/Sim เท่านั้น):</w:t>
       </w:r>
     </w:p>
     <w:tbl>
@@ -11314,6 +11904,13 @@
               </w:rPr>
               <w:t>donchian_trend</w:t>
             </w:r>
+            <w:r>
+              <w:rPr>
+                <w:rFonts w:ascii="Leelawadee UI" w:hAnsi="Leelawadee UI" w:eastAsia="Leelawadee UI" w:cs="Leelawadee UI"/>
+                <w:b w:val="0"/>
+              </w:rPr>
+              <w:t xml:space="preserve"> (candidate)</w:t>
+            </w:r>
           </w:p>
         </w:tc>
         <w:tc>
@@ -11357,7 +11954,7 @@
                 <w:rFonts w:ascii="Leelawadee UI" w:hAnsi="Leelawadee UI" w:eastAsia="Leelawadee UI" w:cs="Leelawadee UI"/>
                 <w:b w:val="0"/>
               </w:rPr>
-              <w:t>Turtle breakout เหนือ EMA200 + ADX filter</w:t>
+              <w:t>Turtle breakout เหนือ EMA200 + ADX filter — ผู้ท้าชิงที่ยังไม่ผ่านเกณฑ์คัดเลือก ไม่ได้อยู่ใน production mapping (ดู 5.7)</w:t>
             </w:r>
           </w:p>
         </w:tc>
@@ -14408,6 +15005,241 @@
     </w:p>
     <w:p>
       <w:pPr>
+        <w:shd w:val="clear" w:fill="FDECEB"/>
+        <w:pBdr>
+          <w:left w:val="single" w:sz="24" w:space="4" w:color="C0392B"/>
+        </w:pBdr>
+        <w:spacing w:before="80" w:after="160"/>
+        <w:ind w:left="113"/>
+      </w:pPr>
+      <w:r>
+        <w:rPr>
+          <w:rFonts w:ascii="Leelawadee UI" w:hAnsi="Leelawadee UI" w:eastAsia="Leelawadee UI" w:cs="Leelawadee UI"/>
+          <w:b/>
+          <w:color w:val="12202C"/>
+        </w:rPr>
+        <w:t>ความขัดแย้งในเอกสารต้นฉบับที่ควรทราบ:</w:t>
+      </w:r>
+      <w:r>
+        <w:rPr>
+          <w:rFonts w:ascii="Leelawadee UI" w:hAnsi="Leelawadee UI" w:eastAsia="Leelawadee UI" w:cs="Leelawadee UI"/>
+          <w:b w:val="0"/>
+        </w:rPr>
+        <w:t xml:space="preserve"> mapping ข้างบนอ้างอิงจากตารางใน root </w:t>
+      </w:r>
+      <w:r>
+        <w:rPr>
+          <w:rFonts w:ascii="Consolas" w:hAnsi="Consolas" w:eastAsia="Consolas" w:cs="Consolas"/>
+          <w:color w:val="7A3B12"/>
+          <w:sz w:val="19"/>
+        </w:rPr>
+        <w:t>README.md</w:t>
+      </w:r>
+      <w:r>
+        <w:rPr>
+          <w:rFonts w:ascii="Leelawadee UI" w:hAnsi="Leelawadee UI" w:eastAsia="Leelawadee UI" w:cs="Leelawadee UI"/>
+          <w:b w:val="0"/>
+        </w:rPr>
+        <w:t xml:space="preserve"> แต่ </w:t>
+      </w:r>
+      <w:r>
+        <w:rPr>
+          <w:rFonts w:ascii="Consolas" w:hAnsi="Consolas" w:eastAsia="Consolas" w:cs="Consolas"/>
+          <w:color w:val="7A3B12"/>
+          <w:sz w:val="19"/>
+        </w:rPr>
+        <w:t>docs/configuration.md</w:t>
+      </w:r>
+      <w:r>
+        <w:rPr>
+          <w:rFonts w:ascii="Leelawadee UI" w:hAnsi="Leelawadee UI" w:eastAsia="Leelawadee UI" w:cs="Leelawadee UI"/>
+          <w:b w:val="0"/>
+        </w:rPr>
+        <w:t xml:space="preserve"> ระบุ mapping ต่างออกไป สำหรับบาง Key เช่น </w:t>
+      </w:r>
+      <w:r>
+        <w:rPr>
+          <w:rFonts w:ascii="Consolas" w:hAnsi="Consolas" w:eastAsia="Consolas" w:cs="Consolas"/>
+          <w:color w:val="7A3B12"/>
+          <w:sz w:val="19"/>
+        </w:rPr>
+        <w:t>BEAR_TREND_WEAK</w:t>
+      </w:r>
+      <w:r>
+        <w:rPr>
+          <w:rFonts w:ascii="Leelawadee UI" w:hAnsi="Leelawadee UI" w:eastAsia="Leelawadee UI" w:cs="Leelawadee UI"/>
+          <w:b w:val="0"/>
+        </w:rPr>
+        <w:t xml:space="preserve"> → </w:t>
+      </w:r>
+      <w:r>
+        <w:rPr>
+          <w:rFonts w:ascii="Consolas" w:hAnsi="Consolas" w:eastAsia="Consolas" w:cs="Consolas"/>
+          <w:color w:val="7A3B12"/>
+          <w:sz w:val="19"/>
+        </w:rPr>
+        <w:t>donchian_trend</w:t>
+      </w:r>
+      <w:r>
+        <w:rPr>
+          <w:rFonts w:ascii="Leelawadee UI" w:hAnsi="Leelawadee UI" w:eastAsia="Leelawadee UI" w:cs="Leelawadee UI"/>
+          <w:b w:val="0"/>
+        </w:rPr>
+        <w:t xml:space="preserve"> (แทนที่จะเป็น </w:t>
+      </w:r>
+      <w:r>
+        <w:rPr>
+          <w:rFonts w:ascii="Consolas" w:hAnsi="Consolas" w:eastAsia="Consolas" w:cs="Consolas"/>
+          <w:color w:val="7A3B12"/>
+          <w:sz w:val="19"/>
+        </w:rPr>
+        <w:t>cdc_action_zone</w:t>
+      </w:r>
+      <w:r>
+        <w:rPr>
+          <w:rFonts w:ascii="Leelawadee UI" w:hAnsi="Leelawadee UI" w:eastAsia="Leelawadee UI" w:cs="Leelawadee UI"/>
+          <w:b w:val="0"/>
+        </w:rPr>
+        <w:t xml:space="preserve">) และกลุ่ม Low-vol → </w:t>
+      </w:r>
+      <w:r>
+        <w:rPr>
+          <w:rFonts w:ascii="Consolas" w:hAnsi="Consolas" w:eastAsia="Consolas" w:cs="Consolas"/>
+          <w:color w:val="7A3B12"/>
+          <w:sz w:val="19"/>
+        </w:rPr>
+        <w:t>bbkc_squeeze</w:t>
+      </w:r>
+      <w:r>
+        <w:rPr>
+          <w:rFonts w:ascii="Leelawadee UI" w:hAnsi="Leelawadee UI" w:eastAsia="Leelawadee UI" w:cs="Leelawadee UI"/>
+          <w:b w:val="0"/>
+        </w:rPr>
+        <w:t xml:space="preserve"> (แทนที่จะเป็น </w:t>
+      </w:r>
+      <w:r>
+        <w:rPr>
+          <w:rFonts w:ascii="Consolas" w:hAnsi="Consolas" w:eastAsia="Consolas" w:cs="Consolas"/>
+          <w:color w:val="7A3B12"/>
+          <w:sz w:val="19"/>
+        </w:rPr>
+        <w:t>bbrsi_mean_reversion</w:t>
+      </w:r>
+      <w:r>
+        <w:rPr>
+          <w:rFonts w:ascii="Leelawadee UI" w:hAnsi="Leelawadee UI" w:eastAsia="Leelawadee UI" w:cs="Leelawadee UI"/>
+          <w:b w:val="0"/>
+        </w:rPr>
+        <w:t xml:space="preserve">) นอกจากนี้ root README ยังมีข้อความว่า </w:t>
+      </w:r>
+      <w:r>
+        <w:rPr>
+          <w:rFonts w:ascii="Consolas" w:hAnsi="Consolas" w:eastAsia="Consolas" w:cs="Consolas"/>
+          <w:color w:val="7A3B12"/>
+          <w:sz w:val="19"/>
+        </w:rPr>
+        <w:t>donchian_trend</w:t>
+      </w:r>
+      <w:r>
+        <w:rPr>
+          <w:rFonts w:ascii="Leelawadee UI" w:hAnsi="Leelawadee UI" w:eastAsia="Leelawadee UI" w:cs="Leelawadee UI"/>
+          <w:b w:val="0"/>
+        </w:rPr>
+        <w:t xml:space="preserve"> "ผ่านการ deploy บน BTCUSDT 1h แล้ว" ในขณะที่ </w:t>
+      </w:r>
+      <w:r>
+        <w:rPr>
+          <w:rFonts w:ascii="Consolas" w:hAnsi="Consolas" w:eastAsia="Consolas" w:cs="Consolas"/>
+          <w:color w:val="7A3B12"/>
+          <w:sz w:val="19"/>
+        </w:rPr>
+        <w:t>docs/regime_strategy_selection.md</w:t>
+      </w:r>
+      <w:r>
+        <w:rPr>
+          <w:rFonts w:ascii="Leelawadee UI" w:hAnsi="Leelawadee UI" w:eastAsia="Leelawadee UI" w:cs="Leelawadee UI"/>
+          <w:b w:val="0"/>
+        </w:rPr>
+        <w:t xml:space="preserve"> (มีระเบียบวิธีและวันที่ล่าสุดกว่า คือ 2026-06-11) สรุปตรงข้ามว่า </w:t>
+      </w:r>
+      <w:r>
+        <w:rPr>
+          <w:rFonts w:ascii="Leelawadee UI" w:hAnsi="Leelawadee UI" w:eastAsia="Leelawadee UI" w:cs="Leelawadee UI"/>
+          <w:b/>
+          <w:color w:val="12202C"/>
+        </w:rPr>
+        <w:t>ไม่มี candidate ตัวไหนผ่านเกณฑ์ และ mapping เดิมยังคงอยู่ทั้งหมด</w:t>
+      </w:r>
+      <w:r>
+        <w:rPr>
+          <w:rFonts w:ascii="Leelawadee UI" w:hAnsi="Leelawadee UI" w:eastAsia="Leelawadee UI" w:cs="Leelawadee UI"/>
+          <w:b w:val="0"/>
+        </w:rPr>
+        <w:t xml:space="preserve"> — นี่คือ </w:t>
+      </w:r>
+      <w:r>
+        <w:rPr>
+          <w:rFonts w:ascii="Consolas" w:hAnsi="Consolas" w:eastAsia="Consolas" w:cs="Consolas"/>
+          <w:color w:val="7A3B12"/>
+          <w:sz w:val="19"/>
+        </w:rPr>
+        <w:t>doc drift</w:t>
+      </w:r>
+      <w:r>
+        <w:rPr>
+          <w:rFonts w:ascii="Leelawadee UI" w:hAnsi="Leelawadee UI" w:eastAsia="Leelawadee UI" w:cs="Leelawadee UI"/>
+          <w:b w:val="0"/>
+        </w:rPr>
+        <w:t xml:space="preserve"> จริงระหว่างเอกสารสองไฟล์ในโปรเจกต์เดียวกัน หนังสือเล่มนี้เลือกใช้ เวอร์ชันจาก </w:t>
+      </w:r>
+      <w:r>
+        <w:rPr>
+          <w:rFonts w:ascii="Consolas" w:hAnsi="Consolas" w:eastAsia="Consolas" w:cs="Consolas"/>
+          <w:color w:val="7A3B12"/>
+          <w:sz w:val="19"/>
+        </w:rPr>
+        <w:t>docs/regime_strategy_selection.md</w:t>
+      </w:r>
+      <w:r>
+        <w:rPr>
+          <w:rFonts w:ascii="Leelawadee UI" w:hAnsi="Leelawadee UI" w:eastAsia="Leelawadee UI" w:cs="Leelawadee UI"/>
+          <w:b w:val="0"/>
+        </w:rPr>
+        <w:t xml:space="preserve"> เป็นหลักในหัวข้อ 5.7 เพราะมีข้อมูล/ วิธีวัดผลละเอียดกว่าและวันที่ใหม่กว่า แต่ผู้ดูแลระบบควรตรวจสอบ </w:t>
+      </w:r>
+      <w:r>
+        <w:rPr>
+          <w:rFonts w:ascii="Consolas" w:hAnsi="Consolas" w:eastAsia="Consolas" w:cs="Consolas"/>
+          <w:color w:val="7A3B12"/>
+          <w:sz w:val="19"/>
+        </w:rPr>
+        <w:t>regime_router.mapping</w:t>
+      </w:r>
+      <w:r>
+        <w:rPr>
+          <w:rFonts w:ascii="Leelawadee UI" w:hAnsi="Leelawadee UI" w:eastAsia="Leelawadee UI" w:cs="Leelawadee UI"/>
+          <w:b w:val="0"/>
+        </w:rPr>
+        <w:t xml:space="preserve"> จริงใน </w:t>
+      </w:r>
+      <w:r>
+        <w:rPr>
+          <w:rFonts w:ascii="Consolas" w:hAnsi="Consolas" w:eastAsia="Consolas" w:cs="Consolas"/>
+          <w:color w:val="7A3B12"/>
+          <w:sz w:val="19"/>
+        </w:rPr>
+        <w:t>bot_config.yaml</w:t>
+      </w:r>
+      <w:r>
+        <w:rPr>
+          <w:rFonts w:ascii="Leelawadee UI" w:hAnsi="Leelawadee UI" w:eastAsia="Leelawadee UI" w:cs="Leelawadee UI"/>
+          <w:b w:val="0"/>
+        </w:rPr>
+        <w:t xml:space="preserve"> เสมอ แทนที่จะเชื่อเอกสารฉบับใดฉบับหนึ่งเพียงอย่างเดียว </w:t>
+      </w:r>
+    </w:p>
+    <w:p>
+      <w:pPr>
         <w:pStyle w:val="Heading2"/>
         <w:pBdr>
           <w:bottom w:val="single" w:sz="16" w:space="4" w:color="B8860B"/>
@@ -21181,7 +22013,7 @@
                 <w:color w:val="7A3B12"/>
                 <w:sz w:val="19"/>
               </w:rPr>
-              <w:t>python scripts/incident_explorer.py list</w:t>
+              <w:t>python scripts/replay_backtest.py --symbol XAUUSDT --config bot_config.yaml</w:t>
             </w:r>
           </w:p>
         </w:tc>
@@ -21196,7 +22028,7 @@
                 <w:rFonts w:ascii="Leelawadee UI" w:hAnsi="Leelawadee UI" w:eastAsia="Leelawadee UI" w:cs="Leelawadee UI"/>
                 <w:b w:val="0"/>
               </w:rPr>
-              <w:t>ดูรายการ Incident</w:t>
+              <w:t>รันทดสอบย้อนหลัง (Backtest)</w:t>
             </w:r>
           </w:p>
         </w:tc>
@@ -21215,7 +22047,7 @@
                 <w:color w:val="7A3B12"/>
                 <w:sz w:val="19"/>
               </w:rPr>
-              <w:t>python scripts/replay_validate.py &lt;run_id&gt; --symbol XAUUSDT</w:t>
+              <w:t>python scripts/incident_explorer.py list</w:t>
             </w:r>
           </w:p>
         </w:tc>
@@ -21231,7 +22063,7 @@
                 <w:rFonts w:ascii="Leelawadee UI" w:hAnsi="Leelawadee UI" w:eastAsia="Leelawadee UI" w:cs="Leelawadee UI"/>
                 <w:b w:val="0"/>
               </w:rPr>
-              <w:t>ตรวจสอบ Replay หลัง Restart</w:t>
+              <w:t>ดูรายการ Incident</w:t>
             </w:r>
           </w:p>
         </w:tc>
@@ -21249,7 +22081,7 @@
                 <w:color w:val="7A3B12"/>
                 <w:sz w:val="19"/>
               </w:rPr>
-              <w:t>python scripts/evaluate_okx_xau_migration.py</w:t>
+              <w:t>python scripts/replay_validate.py &lt;run_id&gt; --symbol XAUUSDT</w:t>
             </w:r>
           </w:p>
         </w:tc>
@@ -21264,7 +22096,7 @@
                 <w:rFonts w:ascii="Leelawadee UI" w:hAnsi="Leelawadee UI" w:eastAsia="Leelawadee UI" w:cs="Leelawadee UI"/>
                 <w:b w:val="0"/>
               </w:rPr>
-              <w:t>ประเมินการย้ายมาใช้ OKX XAU</w:t>
+              <w:t>ตรวจสอบ Replay หลัง Restart</w:t>
             </w:r>
           </w:p>
         </w:tc>
@@ -21283,7 +22115,7 @@
                 <w:color w:val="7A3B12"/>
                 <w:sz w:val="19"/>
               </w:rPr>
-              <w:t>python scripts/select_pair_strategy.py</w:t>
+              <w:t>python scripts/evaluate_okx_xau_migration.py</w:t>
             </w:r>
           </w:p>
         </w:tc>
@@ -21299,7 +22131,7 @@
                 <w:rFonts w:ascii="Leelawadee UI" w:hAnsi="Leelawadee UI" w:eastAsia="Leelawadee UI" w:cs="Leelawadee UI"/>
                 <w:b w:val="0"/>
               </w:rPr>
-              <w:t>คัดเลือกกลยุทธ์ (Dry-run/--apply)</w:t>
+              <w:t>ประเมินการย้ายมาใช้ OKX XAU</w:t>
             </w:r>
           </w:p>
         </w:tc>
@@ -21317,7 +22149,7 @@
                 <w:color w:val="7A3B12"/>
                 <w:sz w:val="19"/>
               </w:rPr>
-              <w:t>python scripts/optimize_pair_configs.py</w:t>
+              <w:t>python scripts/select_pair_strategy.py</w:t>
             </w:r>
           </w:p>
         </w:tc>
@@ -21332,7 +22164,7 @@
                 <w:rFonts w:ascii="Leelawadee UI" w:hAnsi="Leelawadee UI" w:eastAsia="Leelawadee UI" w:cs="Leelawadee UI"/>
                 <w:b w:val="0"/>
               </w:rPr>
-              <w:t>Optimizer แบบ Low-CPU</w:t>
+              <w:t>คัดเลือกกลยุทธ์ (Dry-run/--apply)</w:t>
             </w:r>
           </w:p>
         </w:tc>
@@ -21351,7 +22183,7 @@
                 <w:color w:val="7A3B12"/>
                 <w:sz w:val="19"/>
               </w:rPr>
-              <w:t>python scripts/capture_tui_screenshots.py</w:t>
+              <w:t>python scripts/optimize_pair_configs.py</w:t>
             </w:r>
           </w:p>
         </w:tc>
@@ -21367,7 +22199,7 @@
                 <w:rFonts w:ascii="Leelawadee UI" w:hAnsi="Leelawadee UI" w:eastAsia="Leelawadee UI" w:cs="Leelawadee UI"/>
                 <w:b w:val="0"/>
               </w:rPr>
-              <w:t>สร้างภาพหน้าจอ TUI ใหม่</w:t>
+              <w:t>Optimizer แบบ Low-CPU</w:t>
             </w:r>
           </w:p>
         </w:tc>
@@ -21385,7 +22217,7 @@
                 <w:color w:val="7A3B12"/>
                 <w:sz w:val="19"/>
               </w:rPr>
-              <w:t>python scripts/fetch_global_klines.py</w:t>
+              <w:t>python scripts/capture_tui_screenshots.py</w:t>
             </w:r>
           </w:p>
         </w:tc>
@@ -21400,7 +22232,7 @@
                 <w:rFonts w:ascii="Leelawadee UI" w:hAnsi="Leelawadee UI" w:eastAsia="Leelawadee UI" w:cs="Leelawadee UI"/>
                 <w:b w:val="0"/>
               </w:rPr>
-              <w:t>ดึงแท่งเทียนหลายปีจาก Global Binance</w:t>
+              <w:t>สร้างภาพหน้าจอ TUI ใหม่</w:t>
             </w:r>
           </w:p>
         </w:tc>
@@ -21419,7 +22251,7 @@
                 <w:color w:val="7A3B12"/>
                 <w:sz w:val="19"/>
               </w:rPr>
-              <w:t>python scripts/regime_strategy_eval.py --grid</w:t>
+              <w:t>python scripts/fetch_global_klines.py</w:t>
             </w:r>
           </w:p>
         </w:tc>
@@ -21435,7 +22267,7 @@
                 <w:rFonts w:ascii="Leelawadee UI" w:hAnsi="Leelawadee UI" w:eastAsia="Leelawadee UI" w:cs="Leelawadee UI"/>
                 <w:b w:val="0"/>
               </w:rPr>
-              <w:t>ประเมินกลยุทธ์ต่อ Regime แบบ Gatekeeper</w:t>
+              <w:t>ดึงแท่งเทียนหลายปีจาก Global Binance</w:t>
             </w:r>
           </w:p>
         </w:tc>
@@ -21453,7 +22285,7 @@
                 <w:color w:val="7A3B12"/>
                 <w:sz w:val="19"/>
               </w:rPr>
-              <w:t>python scripts/regime_forward_validate.py</w:t>
+              <w:t>python scripts/regime_strategy_eval.py --grid</w:t>
             </w:r>
           </w:p>
         </w:tc>
@@ -21468,7 +22300,7 @@
                 <w:rFonts w:ascii="Leelawadee UI" w:hAnsi="Leelawadee UI" w:eastAsia="Leelawadee UI" w:cs="Leelawadee UI"/>
                 <w:b w:val="0"/>
               </w:rPr>
-              <w:t>วัดความแม่นยำ Regime Detector บนข้อมูลจริง</w:t>
+              <w:t>ประเมินกลยุทธ์ต่อ Regime แบบ Gatekeeper</w:t>
             </w:r>
           </w:p>
         </w:tc>
@@ -21487,7 +22319,7 @@
                 <w:color w:val="7A3B12"/>
                 <w:sz w:val="19"/>
               </w:rPr>
-              <w:t>python scripts/regime_churn_analysis.py</w:t>
+              <w:t>python scripts/regime_forward_validate.py</w:t>
             </w:r>
           </w:p>
         </w:tc>
@@ -21503,7 +22335,7 @@
                 <w:rFonts w:ascii="Leelawadee UI" w:hAnsi="Leelawadee UI" w:eastAsia="Leelawadee UI" w:cs="Leelawadee UI"/>
                 <w:b w:val="0"/>
               </w:rPr>
-              <w:t>วัดความถี่การสลับ Regime</w:t>
+              <w:t>วัดความแม่นยำ Regime Detector บนข้อมูลจริง</w:t>
             </w:r>
           </w:p>
         </w:tc>
@@ -21521,6 +22353,40 @@
                 <w:color w:val="7A3B12"/>
                 <w:sz w:val="19"/>
               </w:rPr>
+              <w:t>python scripts/regime_churn_analysis.py</w:t>
+            </w:r>
+          </w:p>
+        </w:tc>
+        <w:tc>
+          <w:tcPr>
+            <w:tcW w:type="dxa" w:w="4706"/>
+          </w:tcPr>
+          <w:p>
+            <w:r/>
+            <w:r>
+              <w:rPr>
+                <w:rFonts w:ascii="Leelawadee UI" w:hAnsi="Leelawadee UI" w:eastAsia="Leelawadee UI" w:cs="Leelawadee UI"/>
+                <w:b w:val="0"/>
+              </w:rPr>
+              <w:t>วัดความถี่การสลับ Regime</w:t>
+            </w:r>
+          </w:p>
+        </w:tc>
+      </w:tr>
+      <w:tr>
+        <w:tc>
+          <w:tcPr>
+            <w:tcW w:type="dxa" w:w="4706"/>
+            <w:shd w:val="clear" w:fill="FAF8F2"/>
+          </w:tcPr>
+          <w:p>
+            <w:r/>
+            <w:r>
+              <w:rPr>
+                <w:rFonts w:ascii="Consolas" w:hAnsi="Consolas" w:eastAsia="Consolas" w:cs="Consolas"/>
+                <w:color w:val="7A3B12"/>
+                <w:sz w:val="19"/>
+              </w:rPr>
               <w:t>python scripts/vps_latency_check.py</w:t>
             </w:r>
           </w:p>
@@ -21528,6 +22394,7 @@
         <w:tc>
           <w:tcPr>
             <w:tcW w:type="dxa" w:w="4706"/>
+            <w:shd w:val="clear" w:fill="FAF8F2"/>
           </w:tcPr>
           <w:p>
             <w:r/>
